--- a/Lab raptor.docx
+++ b/Lab raptor.docx
@@ -186,7 +186,7 @@
                     </pic:cNvPicPr>
                   </pic:nvPicPr>
                   <pic:blipFill>
-                    <a:blip r:embed="rId5">
+                    <a:blip r:embed="rId8">
                       <a:extLst>
                         <a:ext uri="{28A0092B-C50C-407E-A947-70E740481C1C}">
                           <a14:useLocalDpi xmlns:a14="http://schemas.microsoft.com/office/drawing/2010/main" val="0"/>
@@ -391,7 +391,7 @@
                     </pic:cNvPicPr>
                   </pic:nvPicPr>
                   <pic:blipFill>
-                    <a:blip r:embed="rId6">
+                    <a:blip r:embed="rId9">
                       <a:extLst>
                         <a:ext uri="{28A0092B-C50C-407E-A947-70E740481C1C}">
                           <a14:useLocalDpi xmlns:a14="http://schemas.microsoft.com/office/drawing/2010/main" val="0"/>
@@ -579,7 +579,7 @@
                     <pic:cNvPicPr/>
                   </pic:nvPicPr>
                   <pic:blipFill>
-                    <a:blip r:embed="rId7">
+                    <a:blip r:embed="rId10">
                       <a:extLst>
                         <a:ext uri="{28A0092B-C50C-407E-A947-70E740481C1C}">
                           <a14:useLocalDpi xmlns:a14="http://schemas.microsoft.com/office/drawing/2010/main" val="0"/>
@@ -923,7 +923,7 @@
                     <pic:cNvPicPr/>
                   </pic:nvPicPr>
                   <pic:blipFill>
-                    <a:blip r:embed="rId8">
+                    <a:blip r:embed="rId11">
                       <a:extLst>
                         <a:ext uri="{28A0092B-C50C-407E-A947-70E740481C1C}">
                           <a14:useLocalDpi xmlns:a14="http://schemas.microsoft.com/office/drawing/2010/main" val="0"/>
@@ -990,10 +990,226 @@
     </w:p>
     <w:p>
       <w:pPr>
-        <w:rPr>
-          <w:rFonts w:ascii="Times New Roman" w:hAnsi="Times New Roman" w:cs="Times New Roman"/>
-        </w:rPr>
-      </w:pPr>
+        <w:spacing w:line="360" w:lineRule="auto"/>
+        <w:rPr>
+          <w:rFonts w:ascii="Times New Roman" w:hAnsi="Times New Roman" w:cs="Times New Roman"/>
+        </w:rPr>
+      </w:pPr>
+      <w:r>
+        <w:rPr>
+          <w:rFonts w:ascii="Times New Roman" w:hAnsi="Times New Roman" w:cs="Times New Roman"/>
+        </w:rPr>
+        <w:lastRenderedPageBreak/>
+        <w:t>5.</w:t>
+      </w:r>
+      <w:r>
+        <w:t xml:space="preserve"> </w:t>
+      </w:r>
+      <w:r>
+        <w:rPr>
+          <w:rFonts w:ascii="Times New Roman" w:hAnsi="Times New Roman" w:cs="Times New Roman"/>
+        </w:rPr>
+        <w:t>The string is a sequence of characters placed in double quotes (” “).</w:t>
+      </w:r>
+      <w:r>
+        <w:rPr>
+          <w:rFonts w:ascii="Times New Roman" w:hAnsi="Times New Roman" w:cs="Times New Roman"/>
+        </w:rPr>
+        <w:t xml:space="preserve"> </w:t>
+      </w:r>
+      <w:r>
+        <w:rPr>
+          <w:rFonts w:ascii="Times New Roman" w:hAnsi="Times New Roman" w:cs="Times New Roman"/>
+        </w:rPr>
+        <w:t>Performing different operations on string data is called String</w:t>
+      </w:r>
+      <w:r>
+        <w:rPr>
+          <w:rFonts w:ascii="Times New Roman" w:hAnsi="Times New Roman" w:cs="Times New Roman"/>
+        </w:rPr>
+        <w:t xml:space="preserve"> </w:t>
+      </w:r>
+      <w:r>
+        <w:rPr>
+          <w:rFonts w:ascii="Times New Roman" w:hAnsi="Times New Roman" w:cs="Times New Roman"/>
+        </w:rPr>
+        <w:t>Handling. Strings are immutable. Whenever a change to a String is made,</w:t>
+      </w:r>
+      <w:r>
+        <w:rPr>
+          <w:rFonts w:ascii="Times New Roman" w:hAnsi="Times New Roman" w:cs="Times New Roman"/>
+        </w:rPr>
+        <w:t xml:space="preserve"> </w:t>
+      </w:r>
+      <w:r>
+        <w:rPr>
+          <w:rFonts w:ascii="Times New Roman" w:hAnsi="Times New Roman" w:cs="Times New Roman"/>
+        </w:rPr>
+        <w:t>an entirely new String is created. If we want to store a group of</w:t>
+      </w:r>
+      <w:r>
+        <w:rPr>
+          <w:rFonts w:ascii="Times New Roman" w:hAnsi="Times New Roman" w:cs="Times New Roman"/>
+        </w:rPr>
+        <w:t xml:space="preserve"> </w:t>
+      </w:r>
+      <w:r>
+        <w:rPr>
+          <w:rFonts w:ascii="Times New Roman" w:hAnsi="Times New Roman" w:cs="Times New Roman"/>
+        </w:rPr>
+        <w:t>characters we can use a char array. String provides various methods to</w:t>
+      </w:r>
+      <w:r>
+        <w:rPr>
+          <w:rFonts w:ascii="Times New Roman" w:hAnsi="Times New Roman" w:cs="Times New Roman"/>
+        </w:rPr>
+        <w:t xml:space="preserve"> </w:t>
+      </w:r>
+      <w:r>
+        <w:rPr>
+          <w:rFonts w:ascii="Times New Roman" w:hAnsi="Times New Roman" w:cs="Times New Roman"/>
+        </w:rPr>
+        <w:t>perform different operations on strings.  Using Raptor draw a flowchart</w:t>
+      </w:r>
+      <w:r>
+        <w:rPr>
+          <w:rFonts w:ascii="Times New Roman" w:hAnsi="Times New Roman" w:cs="Times New Roman"/>
+        </w:rPr>
+        <w:t xml:space="preserve"> </w:t>
+      </w:r>
+      <w:r>
+        <w:rPr>
+          <w:rFonts w:ascii="Times New Roman" w:hAnsi="Times New Roman" w:cs="Times New Roman"/>
+        </w:rPr>
+        <w:t>to display the total number of characters in the string and returns it.</w:t>
+      </w:r>
+    </w:p>
+    <w:p>
+      <w:pPr>
+        <w:spacing w:line="360" w:lineRule="auto"/>
+        <w:rPr>
+          <w:rFonts w:ascii="Times New Roman" w:hAnsi="Times New Roman" w:cs="Times New Roman"/>
+        </w:rPr>
+      </w:pPr>
+      <w:r>
+        <w:rPr>
+          <w:rFonts w:ascii="Times New Roman" w:hAnsi="Times New Roman" w:cs="Times New Roman"/>
+        </w:rPr>
+        <w:t xml:space="preserve">Aim: </w:t>
+      </w:r>
+      <w:r>
+        <w:rPr>
+          <w:rFonts w:ascii="Times New Roman" w:hAnsi="Times New Roman" w:cs="Times New Roman"/>
+        </w:rPr>
+        <w:t>To draw and validate a RAPTOR flowchart to find the total number of characters in a given string.</w:t>
+      </w:r>
+    </w:p>
+    <w:p>
+      <w:pPr>
+        <w:spacing w:line="360" w:lineRule="auto"/>
+        <w:rPr>
+          <w:rFonts w:ascii="Times New Roman" w:hAnsi="Times New Roman" w:cs="Times New Roman"/>
+        </w:rPr>
+      </w:pPr>
+      <w:r>
+        <w:rPr>
+          <w:rFonts w:ascii="Times New Roman" w:hAnsi="Times New Roman" w:cs="Times New Roman"/>
+        </w:rPr>
+        <w:drawing>
+          <wp:anchor distT="0" distB="0" distL="114300" distR="114300" simplePos="0" relativeHeight="251661312" behindDoc="1" locked="0" layoutInCell="1" allowOverlap="1" wp14:anchorId="2BF569B3" wp14:editId="50B25E69">
+            <wp:simplePos x="0" y="0"/>
+            <wp:positionH relativeFrom="margin">
+              <wp:align>right</wp:align>
+            </wp:positionH>
+            <wp:positionV relativeFrom="page">
+              <wp:posOffset>3648075</wp:posOffset>
+            </wp:positionV>
+            <wp:extent cx="5731510" cy="4371975"/>
+            <wp:effectExtent l="0" t="0" r="2540" b="9525"/>
+            <wp:wrapTight wrapText="bothSides">
+              <wp:wrapPolygon edited="0">
+                <wp:start x="0" y="0"/>
+                <wp:lineTo x="0" y="21553"/>
+                <wp:lineTo x="21538" y="21553"/>
+                <wp:lineTo x="21538" y="0"/>
+                <wp:lineTo x="0" y="0"/>
+              </wp:wrapPolygon>
+            </wp:wrapTight>
+            <wp:docPr id="1140028193" name="Picture 1"/>
+            <wp:cNvGraphicFramePr>
+              <a:graphicFrameLocks xmlns:a="http://schemas.openxmlformats.org/drawingml/2006/main" noChangeAspect="1"/>
+            </wp:cNvGraphicFramePr>
+            <a:graphic xmlns:a="http://schemas.openxmlformats.org/drawingml/2006/main">
+              <a:graphicData uri="http://schemas.openxmlformats.org/drawingml/2006/picture">
+                <pic:pic xmlns:pic="http://schemas.openxmlformats.org/drawingml/2006/picture">
+                  <pic:nvPicPr>
+                    <pic:cNvPr id="1140028193" name=""/>
+                    <pic:cNvPicPr/>
+                  </pic:nvPicPr>
+                  <pic:blipFill>
+                    <a:blip r:embed="rId12">
+                      <a:extLst>
+                        <a:ext uri="{28A0092B-C50C-407E-A947-70E740481C1C}">
+                          <a14:useLocalDpi xmlns:a14="http://schemas.microsoft.com/office/drawing/2010/main" val="0"/>
+                        </a:ext>
+                      </a:extLst>
+                    </a:blip>
+                    <a:stretch>
+                      <a:fillRect/>
+                    </a:stretch>
+                  </pic:blipFill>
+                  <pic:spPr>
+                    <a:xfrm>
+                      <a:off x="0" y="0"/>
+                      <a:ext cx="5731510" cy="4371975"/>
+                    </a:xfrm>
+                    <a:prstGeom prst="rect">
+                      <a:avLst/>
+                    </a:prstGeom>
+                  </pic:spPr>
+                </pic:pic>
+              </a:graphicData>
+            </a:graphic>
+            <wp14:sizeRelV relativeFrom="margin">
+              <wp14:pctHeight>0</wp14:pctHeight>
+            </wp14:sizeRelV>
+          </wp:anchor>
+        </w:drawing>
+      </w:r>
+      <w:r>
+        <w:rPr>
+          <w:rFonts w:ascii="Times New Roman" w:hAnsi="Times New Roman" w:cs="Times New Roman"/>
+        </w:rPr>
+        <w:t>Output:</w:t>
+      </w:r>
+    </w:p>
+    <w:p>
+      <w:pPr>
+        <w:spacing w:line="360" w:lineRule="auto"/>
+        <w:rPr>
+          <w:rFonts w:ascii="Times New Roman" w:hAnsi="Times New Roman" w:cs="Times New Roman"/>
+        </w:rPr>
+      </w:pPr>
+    </w:p>
+    <w:p>
+      <w:pPr>
+        <w:spacing w:line="360" w:lineRule="auto"/>
+        <w:rPr>
+          <w:rFonts w:ascii="Times New Roman" w:hAnsi="Times New Roman" w:cs="Times New Roman"/>
+        </w:rPr>
+      </w:pPr>
+      <w:r>
+        <w:rPr>
+          <w:rFonts w:ascii="Times New Roman" w:hAnsi="Times New Roman" w:cs="Times New Roman"/>
+        </w:rPr>
+        <w:t xml:space="preserve">Result: </w:t>
+      </w:r>
+      <w:r>
+        <w:rPr>
+          <w:rFonts w:ascii="Times New Roman" w:hAnsi="Times New Roman" w:cs="Times New Roman"/>
+        </w:rPr>
+        <w:t>The RAPTOR flowchart was successfully drawn and validated. The program correctly calculated and displayed the total number of characters in the given string.</w:t>
+      </w:r>
     </w:p>
     <w:sectPr>
       <w:pgSz w:w="11906" w:h="16838"/>
@@ -1003,6 +1219,56 @@
     </w:sectPr>
   </w:body>
 </w:document>
+</file>
+
+<file path=word/endnotes.xml><?xml version="1.0" encoding="utf-8"?>
+<w:endnotes xmlns:wpc="http://schemas.microsoft.com/office/word/2010/wordprocessingCanvas" xmlns:cx="http://schemas.microsoft.com/office/drawing/2014/chartex" xmlns:cx1="http://schemas.microsoft.com/office/drawing/2015/9/8/chartex" xmlns:cx2="http://schemas.microsoft.com/office/drawing/2015/10/21/chartex" xmlns:cx3="http://schemas.microsoft.com/office/drawing/2016/5/9/chartex" xmlns:cx4="http://schemas.microsoft.com/office/drawing/2016/5/10/chartex" xmlns:cx5="http://schemas.microsoft.com/office/drawing/2016/5/11/chartex" xmlns:cx6="http://schemas.microsoft.com/office/drawing/2016/5/12/chartex" xmlns:cx7="http://schemas.microsoft.com/office/drawing/2016/5/13/chartex" xmlns:cx8="http://schemas.microsoft.com/office/drawing/2016/5/14/chartex" xmlns:mc="http://schemas.openxmlformats.org/markup-compatibility/2006" xmlns:aink="http://schemas.microsoft.com/office/drawing/2016/ink" xmlns:am3d="http://schemas.microsoft.com/office/drawing/2017/model3d" xmlns:o="urn:schemas-microsoft-com:office:office" xmlns:oel="http://schemas.microsoft.com/office/2019/extlst" xmlns:r="http://schemas.openxmlformats.org/officeDocument/2006/relationships" xmlns:m="http://schemas.openxmlformats.org/officeDocument/2006/math" xmlns:v="urn:schemas-microsoft-com:vml" xmlns:wp14="http://schemas.microsoft.com/office/word/2010/wordprocessingDrawing" xmlns:wp="http://schemas.openxmlformats.org/drawingml/2006/wordprocessingDrawing" xmlns:w10="urn:schemas-microsoft-com:office:word" xmlns:w="http://schemas.openxmlformats.org/wordprocessingml/2006/main" xmlns:w14="http://schemas.microsoft.com/office/word/2010/wordml" xmlns:w15="http://schemas.microsoft.com/office/word/2012/wordml" xmlns:w16cex="http://schemas.microsoft.com/office/word/2018/wordml/cex" xmlns:w16cid="http://schemas.microsoft.com/office/word/2016/wordml/cid" xmlns:w16="http://schemas.microsoft.com/office/word/2018/wordml" xmlns:w16du="http://schemas.microsoft.com/office/word/2023/wordml/word16du" xmlns:w16sdtdh="http://schemas.microsoft.com/office/word/2020/wordml/sdtdatahash" xmlns:w16sdtfl="http://schemas.microsoft.com/office/word/2024/wordml/sdtformatlock" xmlns:w16se="http://schemas.microsoft.com/office/word/2015/wordml/symex" xmlns:wpg="http://schemas.microsoft.com/office/word/2010/wordprocessingGroup" xmlns:wpi="http://schemas.microsoft.com/office/word/2010/wordprocessingInk" xmlns:wne="http://schemas.microsoft.com/office/word/2006/wordml" xmlns:wps="http://schemas.microsoft.com/office/word/2010/wordprocessingShape" mc:Ignorable="w14 w15 w16se w16cid w16 w16cex w16sdtdh w16sdtfl w16du wp14">
+  <w:endnote w:type="separator" w:id="-1">
+    <w:p>
+      <w:pPr>
+        <w:spacing w:after="0" w:line="240" w:lineRule="auto"/>
+      </w:pPr>
+      <w:r>
+        <w:separator/>
+      </w:r>
+    </w:p>
+  </w:endnote>
+  <w:endnote w:type="continuationSeparator" w:id="0">
+    <w:p>
+      <w:pPr>
+        <w:spacing w:after="0" w:line="240" w:lineRule="auto"/>
+      </w:pPr>
+      <w:r>
+        <w:continuationSeparator/>
+      </w:r>
+    </w:p>
+  </w:endnote>
+</w:endnotes>
+</file>
+
+<file path=word/footnotes.xml><?xml version="1.0" encoding="utf-8"?>
+<w:footnotes xmlns:wpc="http://schemas.microsoft.com/office/word/2010/wordprocessingCanvas" xmlns:cx="http://schemas.microsoft.com/office/drawing/2014/chartex" xmlns:cx1="http://schemas.microsoft.com/office/drawing/2015/9/8/chartex" xmlns:cx2="http://schemas.microsoft.com/office/drawing/2015/10/21/chartex" xmlns:cx3="http://schemas.microsoft.com/office/drawing/2016/5/9/chartex" xmlns:cx4="http://schemas.microsoft.com/office/drawing/2016/5/10/chartex" xmlns:cx5="http://schemas.microsoft.com/office/drawing/2016/5/11/chartex" xmlns:cx6="http://schemas.microsoft.com/office/drawing/2016/5/12/chartex" xmlns:cx7="http://schemas.microsoft.com/office/drawing/2016/5/13/chartex" xmlns:cx8="http://schemas.microsoft.com/office/drawing/2016/5/14/chartex" xmlns:mc="http://schemas.openxmlformats.org/markup-compatibility/2006" xmlns:aink="http://schemas.microsoft.com/office/drawing/2016/ink" xmlns:am3d="http://schemas.microsoft.com/office/drawing/2017/model3d" xmlns:o="urn:schemas-microsoft-com:office:office" xmlns:oel="http://schemas.microsoft.com/office/2019/extlst" xmlns:r="http://schemas.openxmlformats.org/officeDocument/2006/relationships" xmlns:m="http://schemas.openxmlformats.org/officeDocument/2006/math" xmlns:v="urn:schemas-microsoft-com:vml" xmlns:wp14="http://schemas.microsoft.com/office/word/2010/wordprocessingDrawing" xmlns:wp="http://schemas.openxmlformats.org/drawingml/2006/wordprocessingDrawing" xmlns:w10="urn:schemas-microsoft-com:office:word" xmlns:w="http://schemas.openxmlformats.org/wordprocessingml/2006/main" xmlns:w14="http://schemas.microsoft.com/office/word/2010/wordml" xmlns:w15="http://schemas.microsoft.com/office/word/2012/wordml" xmlns:w16cex="http://schemas.microsoft.com/office/word/2018/wordml/cex" xmlns:w16cid="http://schemas.microsoft.com/office/word/2016/wordml/cid" xmlns:w16="http://schemas.microsoft.com/office/word/2018/wordml" xmlns:w16du="http://schemas.microsoft.com/office/word/2023/wordml/word16du" xmlns:w16sdtdh="http://schemas.microsoft.com/office/word/2020/wordml/sdtdatahash" xmlns:w16sdtfl="http://schemas.microsoft.com/office/word/2024/wordml/sdtformatlock" xmlns:w16se="http://schemas.microsoft.com/office/word/2015/wordml/symex" xmlns:wpg="http://schemas.microsoft.com/office/word/2010/wordprocessingGroup" xmlns:wpi="http://schemas.microsoft.com/office/word/2010/wordprocessingInk" xmlns:wne="http://schemas.microsoft.com/office/word/2006/wordml" xmlns:wps="http://schemas.microsoft.com/office/word/2010/wordprocessingShape" mc:Ignorable="w14 w15 w16se w16cid w16 w16cex w16sdtdh w16sdtfl w16du wp14">
+  <w:footnote w:type="separator" w:id="-1">
+    <w:p>
+      <w:pPr>
+        <w:spacing w:after="0" w:line="240" w:lineRule="auto"/>
+      </w:pPr>
+      <w:r>
+        <w:separator/>
+      </w:r>
+    </w:p>
+  </w:footnote>
+  <w:footnote w:type="continuationSeparator" w:id="0">
+    <w:p>
+      <w:pPr>
+        <w:spacing w:after="0" w:line="240" w:lineRule="auto"/>
+      </w:pPr>
+      <w:r>
+        <w:continuationSeparator/>
+      </w:r>
+    </w:p>
+  </w:footnote>
+</w:footnotes>
 </file>
 
 <file path=word/numbering.xml><?xml version="1.0" encoding="utf-8"?>
@@ -2089,6 +2355,50 @@
       <w:rFonts w:ascii="Times New Roman" w:hAnsi="Times New Roman" w:cs="Times New Roman"/>
     </w:rPr>
   </w:style>
+  <w:style w:type="paragraph" w:styleId="Header">
+    <w:name w:val="header"/>
+    <w:basedOn w:val="Normal"/>
+    <w:link w:val="HeaderChar"/>
+    <w:uiPriority w:val="99"/>
+    <w:unhideWhenUsed/>
+    <w:rsid w:val="00D774DF"/>
+    <w:pPr>
+      <w:tabs>
+        <w:tab w:val="center" w:pos="4513"/>
+        <w:tab w:val="right" w:pos="9026"/>
+      </w:tabs>
+      <w:spacing w:after="0" w:line="240" w:lineRule="auto"/>
+    </w:pPr>
+  </w:style>
+  <w:style w:type="character" w:customStyle="1" w:styleId="HeaderChar">
+    <w:name w:val="Header Char"/>
+    <w:basedOn w:val="DefaultParagraphFont"/>
+    <w:link w:val="Header"/>
+    <w:uiPriority w:val="99"/>
+    <w:rsid w:val="00D774DF"/>
+  </w:style>
+  <w:style w:type="paragraph" w:styleId="Footer">
+    <w:name w:val="footer"/>
+    <w:basedOn w:val="Normal"/>
+    <w:link w:val="FooterChar"/>
+    <w:uiPriority w:val="99"/>
+    <w:unhideWhenUsed/>
+    <w:rsid w:val="00D774DF"/>
+    <w:pPr>
+      <w:tabs>
+        <w:tab w:val="center" w:pos="4513"/>
+        <w:tab w:val="right" w:pos="9026"/>
+      </w:tabs>
+      <w:spacing w:after="0" w:line="240" w:lineRule="auto"/>
+    </w:pPr>
+  </w:style>
+  <w:style w:type="character" w:customStyle="1" w:styleId="FooterChar">
+    <w:name w:val="Footer Char"/>
+    <w:basedOn w:val="DefaultParagraphFont"/>
+    <w:link w:val="Footer"/>
+    <w:uiPriority w:val="99"/>
+    <w:rsid w:val="00D774DF"/>
+  </w:style>
 </w:styles>
 </file>
 
@@ -2405,4 +2715,16 @@
     </a:ext>
   </a:extLst>
 </a:theme>
+</file>
+
+<file path=customXml/item1.xml><?xml version="1.0" encoding="utf-8"?>
+<b:Sources xmlns:b="http://schemas.openxmlformats.org/officeDocument/2006/bibliography" xmlns="http://schemas.openxmlformats.org/officeDocument/2006/bibliography" SelectedStyle="\APASixthEditionOfficeOnline.xsl" StyleName="APA" Version="6"/>
+</file>
+
+<file path=customXml/itemProps1.xml><?xml version="1.0" encoding="utf-8"?>
+<ds:datastoreItem xmlns:ds="http://schemas.openxmlformats.org/officeDocument/2006/customXml" ds:itemID="{98FCB732-08B4-44E7-8CE2-8979B24EAC40}">
+  <ds:schemaRefs>
+    <ds:schemaRef ds:uri="http://schemas.openxmlformats.org/officeDocument/2006/bibliography"/>
+  </ds:schemaRefs>
+</ds:datastoreItem>
 </file>
--- a/Lab raptor.docx
+++ b/Lab raptor.docx
@@ -890,6 +890,7 @@
       <w:r>
         <w:rPr>
           <w:rFonts w:ascii="Times New Roman" w:hAnsi="Times New Roman" w:cs="Times New Roman"/>
+          <w:noProof/>
         </w:rPr>
         <w:drawing>
           <wp:anchor distT="0" distB="0" distL="114300" distR="114300" simplePos="0" relativeHeight="251660288" behindDoc="1" locked="0" layoutInCell="1" allowOverlap="1" wp14:anchorId="64195B93" wp14:editId="63290872">
@@ -1114,6 +1115,7 @@
       <w:r>
         <w:rPr>
           <w:rFonts w:ascii="Times New Roman" w:hAnsi="Times New Roman" w:cs="Times New Roman"/>
+          <w:noProof/>
         </w:rPr>
         <w:drawing>
           <wp:anchor distT="0" distB="0" distL="114300" distR="114300" simplePos="0" relativeHeight="251661312" behindDoc="1" locked="0" layoutInCell="1" allowOverlap="1" wp14:anchorId="2BF569B3" wp14:editId="50B25E69">
@@ -1209,6 +1211,227 @@
           <w:rFonts w:ascii="Times New Roman" w:hAnsi="Times New Roman" w:cs="Times New Roman"/>
         </w:rPr>
         <w:t>The RAPTOR flowchart was successfully drawn and validated. The program correctly calculated and displayed the total number of characters in the given string.</w:t>
+      </w:r>
+    </w:p>
+    <w:p>
+      <w:pPr>
+        <w:spacing w:line="360" w:lineRule="auto"/>
+        <w:rPr>
+          <w:rFonts w:ascii="Times New Roman" w:hAnsi="Times New Roman" w:cs="Times New Roman"/>
+        </w:rPr>
+      </w:pPr>
+    </w:p>
+    <w:p>
+      <w:pPr>
+        <w:spacing w:line="360" w:lineRule="auto"/>
+        <w:rPr>
+          <w:rFonts w:ascii="Times New Roman" w:hAnsi="Times New Roman" w:cs="Times New Roman"/>
+        </w:rPr>
+      </w:pPr>
+    </w:p>
+    <w:p>
+      <w:pPr>
+        <w:spacing w:line="360" w:lineRule="auto"/>
+        <w:rPr>
+          <w:rFonts w:ascii="Times New Roman" w:hAnsi="Times New Roman" w:cs="Times New Roman"/>
+        </w:rPr>
+      </w:pPr>
+      <w:r>
+        <w:rPr>
+          <w:rFonts w:ascii="Times New Roman" w:hAnsi="Times New Roman" w:cs="Times New Roman"/>
+        </w:rPr>
+        <w:lastRenderedPageBreak/>
+        <w:t>6.</w:t>
+      </w:r>
+      <w:r>
+        <w:t xml:space="preserve"> </w:t>
+      </w:r>
+      <w:r>
+        <w:rPr>
+          <w:rFonts w:ascii="Times New Roman" w:hAnsi="Times New Roman" w:cs="Times New Roman"/>
+        </w:rPr>
+        <w:t>Using Raptor – Draw and validate a flowchart for a given string of lowercase English alphabets. One can choose any two characters in the string</w:t>
+      </w:r>
+      <w:r>
+        <w:rPr>
+          <w:rFonts w:ascii="Times New Roman" w:hAnsi="Times New Roman" w:cs="Times New Roman"/>
+        </w:rPr>
+        <w:t xml:space="preserve"> </w:t>
+      </w:r>
+      <w:r>
+        <w:rPr>
+          <w:rFonts w:ascii="Times New Roman" w:hAnsi="Times New Roman" w:cs="Times New Roman"/>
+        </w:rPr>
+        <w:t>and replace all the occurrences of the first character with the second</w:t>
+      </w:r>
+      <w:r>
+        <w:rPr>
+          <w:rFonts w:ascii="Times New Roman" w:hAnsi="Times New Roman" w:cs="Times New Roman"/>
+        </w:rPr>
+        <w:t xml:space="preserve"> </w:t>
+      </w:r>
+      <w:r>
+        <w:rPr>
+          <w:rFonts w:ascii="Times New Roman" w:hAnsi="Times New Roman" w:cs="Times New Roman"/>
+        </w:rPr>
+        <w:t>character and replace all the occurrences of the second character with</w:t>
+      </w:r>
+      <w:r>
+        <w:rPr>
+          <w:rFonts w:ascii="Times New Roman" w:hAnsi="Times New Roman" w:cs="Times New Roman"/>
+        </w:rPr>
+        <w:t xml:space="preserve"> </w:t>
+      </w:r>
+      <w:r>
+        <w:rPr>
+          <w:rFonts w:ascii="Times New Roman" w:hAnsi="Times New Roman" w:cs="Times New Roman"/>
+        </w:rPr>
+        <w:t>the first character. Using Raptor draw and validate the flowchart</w:t>
+      </w:r>
+      <w:r>
+        <w:rPr>
+          <w:rFonts w:ascii="Times New Roman" w:hAnsi="Times New Roman" w:cs="Times New Roman"/>
+        </w:rPr>
+        <w:t xml:space="preserve"> </w:t>
+      </w:r>
+      <w:r>
+        <w:rPr>
+          <w:rFonts w:ascii="Times New Roman" w:hAnsi="Times New Roman" w:cs="Times New Roman"/>
+        </w:rPr>
+        <w:t>lexicographicall</w:t>
+      </w:r>
+      <w:r>
+        <w:rPr>
+          <w:rFonts w:ascii="Times New Roman" w:hAnsi="Times New Roman" w:cs="Times New Roman"/>
+        </w:rPr>
+        <w:t>y</w:t>
+      </w:r>
+      <w:r>
+        <w:rPr>
+          <w:rFonts w:ascii="Times New Roman" w:hAnsi="Times New Roman" w:cs="Times New Roman"/>
+        </w:rPr>
+        <w:t xml:space="preserve"> smallest string that can be obtained by doing this</w:t>
+      </w:r>
+      <w:r>
+        <w:rPr>
+          <w:rFonts w:ascii="Times New Roman" w:hAnsi="Times New Roman" w:cs="Times New Roman"/>
+        </w:rPr>
+        <w:t xml:space="preserve"> </w:t>
+      </w:r>
+      <w:r>
+        <w:rPr>
+          <w:rFonts w:ascii="Times New Roman" w:hAnsi="Times New Roman" w:cs="Times New Roman"/>
+        </w:rPr>
+        <w:t>operation at most once.</w:t>
+      </w:r>
+    </w:p>
+    <w:p>
+      <w:pPr>
+        <w:spacing w:line="360" w:lineRule="auto"/>
+        <w:rPr>
+          <w:rFonts w:ascii="Times New Roman" w:hAnsi="Times New Roman" w:cs="Times New Roman"/>
+        </w:rPr>
+      </w:pPr>
+      <w:r>
+        <w:rPr>
+          <w:rFonts w:ascii="Times New Roman" w:hAnsi="Times New Roman" w:cs="Times New Roman"/>
+        </w:rPr>
+        <w:t xml:space="preserve">Aim: </w:t>
+      </w:r>
+    </w:p>
+    <w:p>
+      <w:pPr>
+        <w:spacing w:line="360" w:lineRule="auto"/>
+        <w:rPr>
+          <w:rFonts w:ascii="Times New Roman" w:hAnsi="Times New Roman" w:cs="Times New Roman"/>
+        </w:rPr>
+      </w:pPr>
+      <w:r>
+        <w:rPr>
+          <w:rFonts w:ascii="Times New Roman" w:hAnsi="Times New Roman" w:cs="Times New Roman"/>
+        </w:rPr>
+        <w:t xml:space="preserve">Output: </w:t>
+      </w:r>
+    </w:p>
+    <w:p>
+      <w:pPr>
+        <w:spacing w:line="360" w:lineRule="auto"/>
+        <w:rPr>
+          <w:noProof/>
+        </w:rPr>
+      </w:pPr>
+      <w:r>
+        <w:rPr>
+          <w:noProof/>
+        </w:rPr>
+        <w:drawing>
+          <wp:inline distT="0" distB="0" distL="0" distR="0" wp14:anchorId="1A06D3CA" wp14:editId="5DCD8C22">
+            <wp:extent cx="5731510" cy="4619625"/>
+            <wp:effectExtent l="0" t="0" r="2540" b="9525"/>
+            <wp:docPr id="1132246668" name="Picture 1"/>
+            <wp:cNvGraphicFramePr>
+              <a:graphicFrameLocks xmlns:a="http://schemas.openxmlformats.org/drawingml/2006/main" noChangeAspect="1"/>
+            </wp:cNvGraphicFramePr>
+            <a:graphic xmlns:a="http://schemas.openxmlformats.org/drawingml/2006/main">
+              <a:graphicData uri="http://schemas.openxmlformats.org/drawingml/2006/picture">
+                <pic:pic xmlns:pic="http://schemas.openxmlformats.org/drawingml/2006/picture">
+                  <pic:nvPicPr>
+                    <pic:cNvPr id="0" name="Picture 1"/>
+                    <pic:cNvPicPr>
+                      <a:picLocks noChangeAspect="1" noChangeArrowheads="1"/>
+                    </pic:cNvPicPr>
+                  </pic:nvPicPr>
+                  <pic:blipFill>
+                    <a:blip r:embed="rId13" cstate="print">
+                      <a:extLst>
+                        <a:ext uri="{28A0092B-C50C-407E-A947-70E740481C1C}">
+                          <a14:useLocalDpi xmlns:a14="http://schemas.microsoft.com/office/drawing/2010/main" val="0"/>
+                        </a:ext>
+                      </a:extLst>
+                    </a:blip>
+                    <a:srcRect/>
+                    <a:stretch>
+                      <a:fillRect/>
+                    </a:stretch>
+                  </pic:blipFill>
+                  <pic:spPr bwMode="auto">
+                    <a:xfrm>
+                      <a:off x="0" y="0"/>
+                      <a:ext cx="5731510" cy="4619625"/>
+                    </a:xfrm>
+                    <a:prstGeom prst="rect">
+                      <a:avLst/>
+                    </a:prstGeom>
+                    <a:noFill/>
+                    <a:ln>
+                      <a:noFill/>
+                    </a:ln>
+                  </pic:spPr>
+                </pic:pic>
+              </a:graphicData>
+            </a:graphic>
+          </wp:inline>
+        </w:drawing>
+      </w:r>
+    </w:p>
+    <w:p>
+      <w:pPr>
+        <w:spacing w:line="360" w:lineRule="auto"/>
+        <w:rPr>
+          <w:rFonts w:ascii="Times New Roman" w:hAnsi="Times New Roman" w:cs="Times New Roman"/>
+        </w:rPr>
+      </w:pPr>
+      <w:r>
+        <w:rPr>
+          <w:rFonts w:ascii="Times New Roman" w:hAnsi="Times New Roman" w:cs="Times New Roman"/>
+        </w:rPr>
+        <w:t xml:space="preserve">Result: </w:t>
+      </w:r>
+      <w:r>
+        <w:rPr>
+          <w:rFonts w:ascii="Times New Roman" w:hAnsi="Times New Roman" w:cs="Times New Roman"/>
+        </w:rPr>
+        <w:t>The RAPTOR flowchart was successfully drawn and validated. The program obtained the lexicographically smallest string after performing at most one swap operation</w:t>
       </w:r>
     </w:p>
     <w:sectPr>
